--- a/templates/SpecTemplate.docx
+++ b/templates/SpecTemplate.docx
@@ -6,14 +6,6 @@
       <w:tblPr>
         <w:tblW w:w="0" w:type="auto"/>
         <w:jc w:val="center"/>
-        <w:tblBorders>
-          <w:top w:val="single" w:sz="6" w:space="0" w:color="auto"/>
-          <w:left w:val="single" w:sz="6" w:space="0" w:color="auto"/>
-          <w:bottom w:val="single" w:sz="6" w:space="0" w:color="auto"/>
-          <w:right w:val="single" w:sz="6" w:space="0" w:color="auto"/>
-          <w:insideH w:val="single" w:sz="6" w:space="0" w:color="auto"/>
-          <w:insideV w:val="single" w:sz="6" w:space="0" w:color="auto"/>
-        </w:tblBorders>
         <w:tblLayout w:type="fixed"/>
         <w:tblCellMar>
           <w:left w:w="99" w:type="dxa"/>
@@ -22,61 +14,21 @@
         <w:tblLook w:val="0000" w:firstRow="0" w:lastRow="0" w:firstColumn="0" w:lastColumn="0" w:noHBand="0" w:noVBand="0"/>
       </w:tblPr>
       <w:tblGrid>
-        <w:gridCol w:w="2373"/>
-        <w:gridCol w:w="596"/>
-        <w:gridCol w:w="1330"/>
-        <w:gridCol w:w="1440"/>
-        <w:gridCol w:w="1380"/>
-        <w:gridCol w:w="540"/>
-        <w:gridCol w:w="120"/>
-        <w:gridCol w:w="1080"/>
-        <w:gridCol w:w="633"/>
+        <w:gridCol w:w="5954"/>
+        <w:gridCol w:w="1705"/>
+        <w:gridCol w:w="1833"/>
       </w:tblGrid>
       <w:tr>
         <w:trPr>
           <w:cantSplit/>
+          <w:trHeight w:val="600"/>
           <w:jc w:val="center"/>
         </w:trPr>
         <w:tc>
           <w:tcPr>
-            <w:tcW w:w="2969" w:type="dxa"/>
-            <w:gridSpan w:val="2"/>
-          </w:tcPr>
-          <w:p/>
-        </w:tc>
-        <w:tc>
-          <w:tcPr>
-            <w:tcW w:w="6523" w:type="dxa"/>
-            <w:gridSpan w:val="7"/>
-            <w:tcBorders>
-              <w:top w:val="nil"/>
-              <w:right w:val="nil"/>
-            </w:tcBorders>
-          </w:tcPr>
-          <w:p>
-            <w:pPr>
-              <w:jc w:val="right"/>
-              <w:rPr>
-                <w:rFonts w:hAnsi="ヒラギノ明朝 ProN W3"/>
-                <w:b/>
-                <w:i/>
-              </w:rPr>
-            </w:pPr>
-          </w:p>
-        </w:tc>
-      </w:tr>
-      <w:tr>
-        <w:trPr>
-          <w:cantSplit/>
-          <w:jc w:val="center"/>
-        </w:trPr>
-        <w:tc>
-          <w:tcPr>
-            <w:tcW w:w="5739" w:type="dxa"/>
-            <w:gridSpan w:val="4"/>
-            <w:tcBorders>
-              <w:bottom w:val="nil"/>
-              <w:right w:val="single" w:sz="6" w:space="0" w:color="auto"/>
+            <w:tcW w:w="5954" w:type="dxa"/>
+            <w:tcBorders>
+              <w:top w:val="single" w:sz="6" w:space="0" w:color="auto"/>
             </w:tcBorders>
           </w:tcPr>
           <w:p>
@@ -89,22 +41,23 @@
         </w:tc>
         <w:tc>
           <w:tcPr>
-            <w:tcW w:w="1920" w:type="dxa"/>
-            <w:gridSpan w:val="2"/>
-            <w:tcBorders>
-              <w:left w:val="single" w:sz="6" w:space="0" w:color="auto"/>
-              <w:right w:val="nil"/>
-            </w:tcBorders>
+            <w:tcW w:w="1705" w:type="dxa"/>
+            <w:tcBorders>
+              <w:top w:val="single" w:sz="6" w:space="0" w:color="auto"/>
+              <w:bottom w:val="single" w:sz="6" w:space="0" w:color="auto"/>
+            </w:tcBorders>
+            <w:vAlign w:val="bottom"/>
           </w:tcPr>
           <w:p>
             <w:pPr>
+              <w:jc w:val="right"/>
               <w:rPr>
-                <w:rFonts w:hAnsi="ヒラギノ明朝 ProN W3"/>
+                <w:rFonts w:ascii="UD デジタル 教科書体 NP-R" w:hAnsi="ヒラギノ明朝 ProN W3"/>
               </w:rPr>
             </w:pPr>
             <w:r>
               <w:rPr>
-                <w:rFonts w:hAnsi="ヒラギノ明朝 ProN W3" w:hint="eastAsia"/>
+                <w:rFonts w:ascii="UD デジタル 教科書体 NP-R" w:hAnsi="ヒラギノ明朝 ProN W3" w:hint="eastAsia"/>
               </w:rPr>
               <w:t>文書番号：</w:t>
             </w:r>
@@ -113,47 +66,30 @@
         <w:tc>
           <w:tcPr>
             <w:tcW w:w="1833" w:type="dxa"/>
-            <w:gridSpan w:val="3"/>
-            <w:tcBorders>
-              <w:left w:val="nil"/>
-            </w:tcBorders>
+            <w:tcBorders>
+              <w:top w:val="single" w:sz="6" w:space="0" w:color="auto"/>
+              <w:bottom w:val="single" w:sz="6" w:space="0" w:color="auto"/>
+            </w:tcBorders>
+            <w:vAlign w:val="bottom"/>
           </w:tcPr>
           <w:p>
             <w:pPr>
               <w:rPr>
-                <w:rFonts w:hAnsi="ヒラギノ明朝 ProN W3"/>
+                <w:rFonts w:ascii="UD デジタル 教科書体 NP-R" w:hAnsi="ヒラギノ明朝 ProN W3"/>
               </w:rPr>
             </w:pPr>
             <w:bookmarkStart w:id="0" w:name="文書番号"/>
             <w:r>
               <w:rPr>
-                <w:rFonts w:hAnsi="ヒラギノ明朝 ProN W3" w:hint="eastAsia"/>
+                <w:rFonts w:ascii="UD デジタル 教科書体 NP-R" w:hAnsi="ヒラギノ明朝 ProN W3" w:hint="eastAsia"/>
               </w:rPr>
               <w:t>xx</w:t>
             </w:r>
             <w:r>
               <w:rPr>
-                <w:rFonts w:hAnsi="ヒラギノ明朝 ProN W3" w:hint="eastAsia"/>
+                <w:rFonts w:ascii="UD デジタル 教科書体 NP-R" w:hAnsi="ヒラギノ明朝 ProN W3" w:hint="eastAsia"/>
               </w:rPr>
-              <w:t>－</w:t>
-            </w:r>
-            <w:r>
-              <w:rPr>
-                <w:rFonts w:hAnsi="ヒラギノ明朝 ProN W3" w:hint="eastAsia"/>
-              </w:rPr>
-              <w:t>xx</w:t>
-            </w:r>
-            <w:r>
-              <w:rPr>
-                <w:rFonts w:hAnsi="ヒラギノ明朝 ProN W3" w:hint="eastAsia"/>
-              </w:rPr>
-              <w:t>－</w:t>
-            </w:r>
-            <w:r>
-              <w:rPr>
-                <w:rFonts w:hAnsi="ヒラギノ明朝 ProN W3" w:hint="eastAsia"/>
-              </w:rPr>
-              <w:t>9999</w:t>
+              <w:t>－xx－9999</w:t>
             </w:r>
             <w:bookmarkEnd w:id="0"/>
           </w:p>
@@ -162,80 +98,13 @@
       <w:tr>
         <w:trPr>
           <w:cantSplit/>
+          <w:trHeight w:val="3210"/>
           <w:jc w:val="center"/>
         </w:trPr>
         <w:tc>
           <w:tcPr>
-            <w:tcW w:w="5739" w:type="dxa"/>
-            <w:gridSpan w:val="4"/>
-            <w:tcBorders>
-              <w:top w:val="nil"/>
-              <w:bottom w:val="nil"/>
-              <w:right w:val="single" w:sz="6" w:space="0" w:color="auto"/>
-            </w:tcBorders>
-          </w:tcPr>
-          <w:p>
-            <w:pPr>
-              <w:rPr>
-                <w:rFonts w:hAnsi="ヒラギノ明朝 ProN W3"/>
-              </w:rPr>
-            </w:pPr>
-          </w:p>
-        </w:tc>
-        <w:tc>
-          <w:tcPr>
-            <w:tcW w:w="1920" w:type="dxa"/>
-            <w:gridSpan w:val="2"/>
-            <w:tcBorders>
-              <w:left w:val="single" w:sz="6" w:space="0" w:color="auto"/>
-              <w:right w:val="nil"/>
-            </w:tcBorders>
-          </w:tcPr>
-          <w:p>
-            <w:pPr>
-              <w:rPr>
-                <w:rFonts w:hAnsi="ヒラギノ明朝 ProN W3"/>
-              </w:rPr>
-            </w:pPr>
-            <w:r>
-              <w:rPr>
-                <w:rFonts w:hAnsi="ヒラギノ明朝 ProN W3" w:hint="eastAsia"/>
-              </w:rPr>
-              <w:t>配布管理番号：</w:t>
-            </w:r>
-          </w:p>
-        </w:tc>
-        <w:tc>
-          <w:tcPr>
-            <w:tcW w:w="1833" w:type="dxa"/>
+            <w:tcW w:w="9492" w:type="dxa"/>
             <w:gridSpan w:val="3"/>
-            <w:tcBorders>
-              <w:left w:val="nil"/>
-            </w:tcBorders>
-          </w:tcPr>
-          <w:p>
-            <w:pPr>
-              <w:rPr>
-                <w:rFonts w:hAnsi="ヒラギノ明朝 ProN W3"/>
-              </w:rPr>
-            </w:pPr>
-          </w:p>
-        </w:tc>
-      </w:tr>
-      <w:tr>
-        <w:trPr>
-          <w:cantSplit/>
-          <w:trHeight w:val="1801"/>
-          <w:jc w:val="center"/>
-        </w:trPr>
-        <w:tc>
-          <w:tcPr>
-            <w:tcW w:w="9492" w:type="dxa"/>
-            <w:gridSpan w:val="9"/>
-            <w:tcBorders>
-              <w:top w:val="nil"/>
-              <w:bottom w:val="nil"/>
-            </w:tcBorders>
           </w:tcPr>
           <w:p>
             <w:pPr>
@@ -250,17 +119,13 @@
       <w:tr>
         <w:trPr>
           <w:cantSplit/>
-          <w:trHeight w:val="3697"/>
+          <w:trHeight w:val="7924"/>
           <w:jc w:val="center"/>
         </w:trPr>
         <w:tc>
           <w:tcPr>
             <w:tcW w:w="9492" w:type="dxa"/>
-            <w:gridSpan w:val="9"/>
-            <w:tcBorders>
-              <w:top w:val="nil"/>
-              <w:bottom w:val="nil"/>
-            </w:tcBorders>
+            <w:gridSpan w:val="3"/>
           </w:tcPr>
           <w:p>
             <w:pPr>
@@ -323,12 +188,27 @@
           </w:p>
           <w:p>
             <w:pPr>
-              <w:jc w:val="center"/>
               <w:rPr>
                 <w:rFonts w:hAnsi="ヒラギノ明朝 ProN W3"/>
               </w:rPr>
             </w:pPr>
           </w:p>
+        </w:tc>
+      </w:tr>
+      <w:tr>
+        <w:trPr>
+          <w:cantSplit/>
+          <w:trHeight w:val="605"/>
+          <w:jc w:val="center"/>
+        </w:trPr>
+        <w:tc>
+          <w:tcPr>
+            <w:tcW w:w="9492" w:type="dxa"/>
+            <w:gridSpan w:val="3"/>
+            <w:tcBorders>
+              <w:bottom w:val="nil"/>
+            </w:tcBorders>
+          </w:tcPr>
           <w:p>
             <w:pPr>
               <w:jc w:val="center"/>
@@ -336,511 +216,38 @@
                 <w:rFonts w:hAnsi="ヒラギノ明朝 ProN W3"/>
               </w:rPr>
             </w:pPr>
-          </w:p>
-          <w:p>
-            <w:pPr>
-              <w:jc w:val="center"/>
-              <w:rPr>
-                <w:rFonts w:hAnsi="ヒラギノ明朝 ProN W3"/>
-              </w:rPr>
-            </w:pPr>
-          </w:p>
-          <w:p>
-            <w:pPr>
-              <w:jc w:val="center"/>
-              <w:rPr>
-                <w:rFonts w:hAnsi="ヒラギノ明朝 ProN W3"/>
-              </w:rPr>
-            </w:pPr>
-          </w:p>
-          <w:p>
-            <w:pPr>
-              <w:rPr>
-                <w:rFonts w:hAnsi="ヒラギノ明朝 ProN W3"/>
-              </w:rPr>
-            </w:pPr>
-          </w:p>
-        </w:tc>
-      </w:tr>
-      <w:tr>
-        <w:trPr>
-          <w:cantSplit/>
-          <w:trHeight w:val="4901"/>
-          <w:jc w:val="center"/>
-        </w:trPr>
-        <w:tc>
-          <w:tcPr>
-            <w:tcW w:w="2373" w:type="dxa"/>
-            <w:tcBorders>
-              <w:top w:val="nil"/>
-              <w:bottom w:val="nil"/>
-              <w:right w:val="nil"/>
-            </w:tcBorders>
-          </w:tcPr>
-          <w:p>
-            <w:pPr>
-              <w:jc w:val="center"/>
-              <w:rPr>
-                <w:rFonts w:hAnsi="ヒラギノ明朝 ProN W3"/>
-              </w:rPr>
-            </w:pPr>
-          </w:p>
-        </w:tc>
-        <w:tc>
-          <w:tcPr>
-            <w:tcW w:w="1926" w:type="dxa"/>
-            <w:gridSpan w:val="2"/>
-            <w:tcBorders>
-              <w:top w:val="nil"/>
-              <w:left w:val="nil"/>
-              <w:bottom w:val="nil"/>
-              <w:right w:val="nil"/>
-            </w:tcBorders>
-          </w:tcPr>
-          <w:p>
-            <w:pPr>
-              <w:spacing w:line="360" w:lineRule="auto"/>
-              <w:jc w:val="right"/>
-              <w:rPr>
-                <w:rFonts w:ascii="UD デジタル 教科書体 NP-R" w:hAnsi="ヒラギノ明朝 ProN W3"/>
-              </w:rPr>
-            </w:pPr>
             <w:r>
               <w:rPr>
-                <w:rFonts w:ascii="UD デジタル 教科書体 NP-R" w:hAnsi="ヒラギノ明朝 ProN W3" w:hint="eastAsia"/>
+                <w:rFonts w:hAnsi="ヒラギノ明朝 ProN W3" w:hint="eastAsia"/>
               </w:rPr>
-              <w:t>制定日：初版</w:t>
-            </w:r>
-          </w:p>
-          <w:p>
-            <w:pPr>
-              <w:spacing w:line="360" w:lineRule="auto"/>
-              <w:jc w:val="right"/>
-              <w:rPr>
-                <w:rFonts w:ascii="UD デジタル 教科書体 NP-R" w:hAnsi="ヒラギノ明朝 ProN W3"/>
-              </w:rPr>
-            </w:pPr>
-            <w:r>
-              <w:rPr>
-                <w:rFonts w:ascii="UD デジタル 教科書体 NP-R" w:hAnsi="ヒラギノ明朝 ProN W3" w:hint="eastAsia"/>
-              </w:rPr>
-              <w:t>第</w:t>
+              <w:t>（株）</w:t>
             </w:r>
             <w:r>
               <w:rPr>
-                <w:rFonts w:ascii="UD デジタル 教科書体 NP-R" w:hAnsi="ヒラギノ明朝 ProN W3" w:hint="eastAsia"/>
-              </w:rPr>
-              <w:t>2</w:t>
-            </w:r>
-            <w:r>
-              <w:rPr>
-                <w:rFonts w:ascii="UD デジタル 教科書体 NP-R" w:hAnsi="ヒラギノ明朝 ProN W3" w:hint="eastAsia"/>
-              </w:rPr>
-              <w:t>版</w:t>
-            </w:r>
-          </w:p>
-        </w:tc>
-        <w:tc>
-          <w:tcPr>
-            <w:tcW w:w="2820" w:type="dxa"/>
-            <w:gridSpan w:val="2"/>
-            <w:tcBorders>
-              <w:top w:val="nil"/>
-              <w:left w:val="nil"/>
-              <w:bottom w:val="nil"/>
-              <w:right w:val="nil"/>
-            </w:tcBorders>
-          </w:tcPr>
-          <w:p>
-            <w:pPr>
-              <w:spacing w:line="360" w:lineRule="auto"/>
-              <w:rPr>
-                <w:rFonts w:ascii="UD デジタル 教科書体 NP-R" w:hAnsi="ヒラギノ明朝 ProN W3"/>
-              </w:rPr>
-            </w:pPr>
-            <w:proofErr w:type="spellStart"/>
-            <w:r>
-              <w:rPr>
-                <w:rFonts w:ascii="UD デジタル 教科書体 NP-R" w:hAnsi="ヒラギノ明朝 ProN W3" w:hint="eastAsia"/>
-              </w:rPr>
-              <w:t>xxxx</w:t>
-            </w:r>
-            <w:proofErr w:type="spellEnd"/>
-            <w:r>
-              <w:rPr>
-                <w:rFonts w:ascii="UD デジタル 教科書体 NP-R" w:hAnsi="ヒラギノ明朝 ProN W3" w:hint="eastAsia"/>
-              </w:rPr>
-              <w:t xml:space="preserve">年 </w:t>
-            </w:r>
-            <w:r>
-              <w:rPr>
-                <w:rFonts w:ascii="UD デジタル 教科書体 NP-R" w:hAnsi="ヒラギノ明朝 ProN W3" w:hint="eastAsia"/>
+                <w:rFonts w:hAnsi="ヒラギノ明朝 ProN W3" w:hint="eastAsia"/>
               </w:rPr>
               <w:t>xx</w:t>
             </w:r>
             <w:r>
               <w:rPr>
-                <w:rFonts w:ascii="UD デジタル 教科書体 NP-R" w:hAnsi="ヒラギノ明朝 ProN W3" w:hint="eastAsia"/>
+                <w:rFonts w:hAnsi="ヒラギノ明朝 ProN W3" w:hint="eastAsia"/>
               </w:rPr>
-              <w:t xml:space="preserve">月 </w:t>
+              <w:t xml:space="preserve">　</w:t>
             </w:r>
-            <w:r>
-              <w:rPr>
-                <w:rFonts w:ascii="UD デジタル 教科書体 NP-R" w:hAnsi="ヒラギノ明朝 ProN W3" w:hint="eastAsia"/>
-              </w:rPr>
-              <w:t>xx</w:t>
-            </w:r>
-            <w:r>
-              <w:rPr>
-                <w:rFonts w:ascii="UD デジタル 教科書体 NP-R" w:hAnsi="ヒラギノ明朝 ProN W3" w:hint="eastAsia"/>
-              </w:rPr>
-              <w:t>日</w:t>
-            </w:r>
-          </w:p>
-          <w:p>
-            <w:pPr>
-              <w:spacing w:line="360" w:lineRule="auto"/>
-              <w:rPr>
-                <w:rFonts w:ascii="UD デジタル 教科書体 NP-R" w:hAnsi="ヒラギノ明朝 ProN W3"/>
-              </w:rPr>
-            </w:pPr>
             <w:proofErr w:type="spellStart"/>
             <w:r>
               <w:rPr>
-                <w:rFonts w:ascii="UD デジタル 教科書体 NP-R" w:hAnsi="ヒラギノ明朝 ProN W3" w:hint="eastAsia"/>
+                <w:rFonts w:hAnsi="ヒラギノ明朝 ProN W3" w:hint="eastAsia"/>
               </w:rPr>
-              <w:t>xxxx</w:t>
+              <w:t>xx</w:t>
             </w:r>
             <w:proofErr w:type="spellEnd"/>
             <w:r>
               <w:rPr>
-                <w:rFonts w:ascii="UD デジタル 教科書体 NP-R" w:hAnsi="ヒラギノ明朝 ProN W3" w:hint="eastAsia"/>
+                <w:rFonts w:hAnsi="ヒラギノ明朝 ProN W3" w:hint="eastAsia"/>
               </w:rPr>
-              <w:t xml:space="preserve">年 </w:t>
+              <w:t>部</w:t>
             </w:r>
-            <w:r>
-              <w:rPr>
-                <w:rFonts w:ascii="UD デジタル 教科書体 NP-R" w:hAnsi="ヒラギノ明朝 ProN W3" w:hint="eastAsia"/>
-              </w:rPr>
-              <w:t>xx</w:t>
-            </w:r>
-            <w:r>
-              <w:rPr>
-                <w:rFonts w:ascii="UD デジタル 教科書体 NP-R" w:hAnsi="ヒラギノ明朝 ProN W3" w:hint="eastAsia"/>
-              </w:rPr>
-              <w:t xml:space="preserve">月 </w:t>
-            </w:r>
-            <w:r>
-              <w:rPr>
-                <w:rFonts w:ascii="UD デジタル 教科書体 NP-R" w:hAnsi="ヒラギノ明朝 ProN W3" w:hint="eastAsia"/>
-              </w:rPr>
-              <w:t>xx</w:t>
-            </w:r>
-            <w:r>
-              <w:rPr>
-                <w:rFonts w:ascii="UD デジタル 教科書体 NP-R" w:hAnsi="ヒラギノ明朝 ProN W3" w:hint="eastAsia"/>
-              </w:rPr>
-              <w:t>日</w:t>
-            </w:r>
-          </w:p>
-        </w:tc>
-        <w:tc>
-          <w:tcPr>
-            <w:tcW w:w="2373" w:type="dxa"/>
-            <w:gridSpan w:val="4"/>
-            <w:tcBorders>
-              <w:top w:val="nil"/>
-              <w:left w:val="nil"/>
-              <w:bottom w:val="nil"/>
-            </w:tcBorders>
-          </w:tcPr>
-          <w:p>
-            <w:pPr>
-              <w:jc w:val="center"/>
-              <w:rPr>
-                <w:rFonts w:ascii="UD デジタル 教科書体 NP-R" w:hAnsi="ヒラギノ明朝 ProN W3"/>
-              </w:rPr>
-            </w:pPr>
-          </w:p>
-        </w:tc>
-      </w:tr>
-      <w:tr>
-        <w:trPr>
-          <w:cantSplit/>
-          <w:jc w:val="center"/>
-        </w:trPr>
-        <w:tc>
-          <w:tcPr>
-            <w:tcW w:w="7779" w:type="dxa"/>
-            <w:gridSpan w:val="7"/>
-            <w:vMerge w:val="restart"/>
-            <w:tcBorders>
-              <w:top w:val="nil"/>
-            </w:tcBorders>
-          </w:tcPr>
-          <w:p>
-            <w:pPr>
-              <w:rPr>
-                <w:rFonts w:hAnsi="ヒラギノ明朝 ProN W3"/>
-              </w:rPr>
-            </w:pPr>
-            <w:r>
-              <w:rPr>
-                <w:rFonts w:hAnsi="ヒラギノ明朝 ProN W3"/>
-                <w:noProof/>
-              </w:rPr>
-              <mc:AlternateContent>
-                <mc:Choice Requires="wps">
-                  <w:drawing>
-                    <wp:anchor distT="0" distB="0" distL="114300" distR="114300" simplePos="0" relativeHeight="251657728" behindDoc="0" locked="0" layoutInCell="0" allowOverlap="1" wp14:anchorId="566B59BA" wp14:editId="6F5E09E9">
-                      <wp:simplePos x="0" y="0"/>
-                      <wp:positionH relativeFrom="column">
-                        <wp:posOffset>783664</wp:posOffset>
-                      </wp:positionH>
-                      <wp:positionV relativeFrom="paragraph">
-                        <wp:posOffset>80897</wp:posOffset>
-                      </wp:positionV>
-                      <wp:extent cx="3855557" cy="489098"/>
-                      <wp:effectExtent l="0" t="0" r="0" b="6350"/>
-                      <wp:wrapNone/>
-                      <wp:docPr id="1" name="Rectangle 2"/>
-                      <wp:cNvGraphicFramePr>
-                        <a:graphicFrameLocks xmlns:a="http://schemas.openxmlformats.org/drawingml/2006/main"/>
-                      </wp:cNvGraphicFramePr>
-                      <a:graphic xmlns:a="http://schemas.openxmlformats.org/drawingml/2006/main">
-                        <a:graphicData uri="http://schemas.microsoft.com/office/word/2010/wordprocessingShape">
-                          <wps:wsp>
-                            <wps:cNvSpPr>
-                              <a:spLocks noChangeArrowheads="1"/>
-                            </wps:cNvSpPr>
-                            <wps:spPr bwMode="auto">
-                              <a:xfrm>
-                                <a:off x="0" y="0"/>
-                                <a:ext cx="3855557" cy="489098"/>
-                              </a:xfrm>
-                              <a:prstGeom prst="rect">
-                                <a:avLst/>
-                              </a:prstGeom>
-                              <a:solidFill>
-                                <a:srgbClr val="FFFFFF"/>
-                              </a:solidFill>
-                              <a:ln>
-                                <a:noFill/>
-                              </a:ln>
-                              <a:extLst>
-                                <a:ext uri="{91240B29-F687-4F45-9708-019B960494DF}">
-                                  <a14:hiddenLine xmlns:a14="http://schemas.microsoft.com/office/drawing/2010/main" w="9525">
-                                    <a:solidFill>
-                                      <a:srgbClr val="000000"/>
-                                    </a:solidFill>
-                                    <a:miter lim="800000"/>
-                                    <a:headEnd/>
-                                    <a:tailEnd/>
-                                  </a14:hiddenLine>
-                                </a:ext>
-                              </a:extLst>
-                            </wps:spPr>
-                            <wps:txbx>
-                              <w:txbxContent>
-                                <w:p>
-                                  <w:pPr>
-                                    <w:ind w:left="420"/>
-                                    <w:jc w:val="center"/>
-                                  </w:pPr>
-                                  <w:bookmarkStart w:id="2" w:name="社名"/>
-                                  <w:r>
-                                    <w:rPr>
-                                      <w:rFonts w:hint="eastAsia"/>
-                                    </w:rPr>
-                                    <w:t>（株）</w:t>
-                                  </w:r>
-                                  <w:bookmarkEnd w:id="2"/>
-                                  <w:proofErr w:type="spellStart"/>
-                                  <w:r>
-                                    <w:rPr>
-                                      <w:rFonts w:hint="eastAsia"/>
-                                    </w:rPr>
-                                    <w:t>xxxxx</w:t>
-                                  </w:r>
-                                  <w:proofErr w:type="spellEnd"/>
-                                </w:p>
-                              </w:txbxContent>
-                            </wps:txbx>
-                            <wps:bodyPr rot="0" vert="horz" wrap="square" lIns="12700" tIns="12700" rIns="12700" bIns="12700" anchor="t" anchorCtr="0" upright="1">
-                              <a:noAutofit/>
-                            </wps:bodyPr>
-                          </wps:wsp>
-                        </a:graphicData>
-                      </a:graphic>
-                      <wp14:sizeRelH relativeFrom="page">
-                        <wp14:pctWidth>0</wp14:pctWidth>
-                      </wp14:sizeRelH>
-                      <wp14:sizeRelV relativeFrom="page">
-                        <wp14:pctHeight>0</wp14:pctHeight>
-                      </wp14:sizeRelV>
-                    </wp:anchor>
-                  </w:drawing>
-                </mc:Choice>
-                <mc:Fallback>
-                  <w:pict>
-                    <v:rect w14:anchorId="566B59BA" id="Rectangle 2" o:spid="_x0000_s1026" style="position:absolute;margin-left:61.7pt;margin-top:6.35pt;width:303.6pt;height:38.5pt;z-index:251657728;visibility:visible;mso-wrap-style:square;mso-width-percent:0;mso-height-percent:0;mso-wrap-distance-left:9pt;mso-wrap-distance-top:0;mso-wrap-distance-right:9pt;mso-wrap-distance-bottom:0;mso-position-horizontal:absolute;mso-position-horizontal-relative:text;mso-position-vertical:absolute;mso-position-vertical-relative:text;mso-width-percent:0;mso-height-percent:0;mso-width-relative:page;mso-height-relative:page;v-text-anchor:top" o:gfxdata="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" o:allowincell="f" stroked="f">
-                      <v:textbox inset="1pt,1pt,1pt,1pt">
-                        <w:txbxContent>
-                          <w:p>
-                            <w:pPr>
-                              <w:ind w:left="420"/>
-                              <w:jc w:val="center"/>
-                            </w:pPr>
-                            <w:bookmarkStart w:id="3" w:name="社名"/>
-                            <w:r>
-                              <w:rPr>
-                                <w:rFonts w:hint="eastAsia"/>
-                              </w:rPr>
-                              <w:t>（株）</w:t>
-                            </w:r>
-                            <w:bookmarkEnd w:id="3"/>
-                            <w:proofErr w:type="spellStart"/>
-                            <w:r>
-                              <w:rPr>
-                                <w:rFonts w:hint="eastAsia"/>
-                              </w:rPr>
-                              <w:t>xxxxx</w:t>
-                            </w:r>
-                            <w:proofErr w:type="spellEnd"/>
-                          </w:p>
-                        </w:txbxContent>
-                      </v:textbox>
-                    </v:rect>
-                  </w:pict>
-                </mc:Fallback>
-              </mc:AlternateContent>
-            </w:r>
-          </w:p>
-        </w:tc>
-        <w:tc>
-          <w:tcPr>
-            <w:tcW w:w="1080" w:type="dxa"/>
-          </w:tcPr>
-          <w:p>
-            <w:pPr>
-              <w:jc w:val="center"/>
-              <w:rPr>
-                <w:rFonts w:hAnsi="ヒラギノ明朝 ProN W3"/>
-                <w:sz w:val="16"/>
-              </w:rPr>
-            </w:pPr>
-            <w:r>
-              <w:rPr>
-                <w:rFonts w:hAnsi="ヒラギノ明朝 ProN W3" w:hint="eastAsia"/>
-                <w:sz w:val="16"/>
-              </w:rPr>
-              <w:t>保管責任者</w:t>
-            </w:r>
-          </w:p>
-        </w:tc>
-        <w:tc>
-          <w:tcPr>
-            <w:tcW w:w="633" w:type="dxa"/>
-            <w:vMerge w:val="restart"/>
-            <w:tcBorders>
-              <w:top w:val="nil"/>
-            </w:tcBorders>
-          </w:tcPr>
-          <w:p>
-            <w:pPr>
-              <w:rPr>
-                <w:rFonts w:hAnsi="ヒラギノ明朝 ProN W3"/>
-              </w:rPr>
-            </w:pPr>
-          </w:p>
-        </w:tc>
-      </w:tr>
-      <w:tr>
-        <w:trPr>
-          <w:cantSplit/>
-          <w:trHeight w:val="1095"/>
-          <w:jc w:val="center"/>
-        </w:trPr>
-        <w:tc>
-          <w:tcPr>
-            <w:tcW w:w="7779" w:type="dxa"/>
-            <w:gridSpan w:val="7"/>
-            <w:vMerge/>
-            <w:tcBorders>
-              <w:bottom w:val="nil"/>
-            </w:tcBorders>
-          </w:tcPr>
-          <w:p>
-            <w:pPr>
-              <w:rPr>
-                <w:rFonts w:hAnsi="ヒラギノ明朝 ProN W3"/>
-              </w:rPr>
-            </w:pPr>
-          </w:p>
-        </w:tc>
-        <w:tc>
-          <w:tcPr>
-            <w:tcW w:w="1080" w:type="dxa"/>
-          </w:tcPr>
-          <w:p>
-            <w:pPr>
-              <w:rPr>
-                <w:rFonts w:hAnsi="ヒラギノ明朝 ProN W3"/>
-              </w:rPr>
-            </w:pPr>
-          </w:p>
-          <w:p>
-            <w:pPr>
-              <w:rPr>
-                <w:rFonts w:hAnsi="ヒラギノ明朝 ProN W3"/>
-              </w:rPr>
-            </w:pPr>
-          </w:p>
-          <w:p>
-            <w:pPr>
-              <w:rPr>
-                <w:rFonts w:hAnsi="ヒラギノ明朝 ProN W3"/>
-              </w:rPr>
-            </w:pPr>
-          </w:p>
-        </w:tc>
-        <w:tc>
-          <w:tcPr>
-            <w:tcW w:w="633" w:type="dxa"/>
-            <w:vMerge/>
-            <w:tcBorders>
-              <w:bottom w:val="nil"/>
-            </w:tcBorders>
-          </w:tcPr>
-          <w:p>
-            <w:pPr>
-              <w:rPr>
-                <w:rFonts w:hAnsi="ヒラギノ明朝 ProN W3"/>
-              </w:rPr>
-            </w:pPr>
-          </w:p>
-        </w:tc>
-      </w:tr>
-      <w:tr>
-        <w:trPr>
-          <w:cantSplit/>
-          <w:jc w:val="center"/>
-        </w:trPr>
-        <w:tc>
-          <w:tcPr>
-            <w:tcW w:w="9492" w:type="dxa"/>
-            <w:gridSpan w:val="9"/>
-            <w:tcBorders>
-              <w:top w:val="nil"/>
-              <w:bottom w:val="single" w:sz="6" w:space="0" w:color="auto"/>
-            </w:tcBorders>
-          </w:tcPr>
-          <w:p>
-            <w:pPr>
-              <w:rPr>
-                <w:rFonts w:hAnsi="ヒラギノ明朝 ProN W3"/>
-              </w:rPr>
-            </w:pPr>
           </w:p>
         </w:tc>
       </w:tr>
@@ -871,13 +278,13 @@
       <w:pPr>
         <w:ind w:left="420"/>
         <w:rPr>
-          <w:rFonts w:ascii="ヒラギノ角ゴ ProN W3" w:eastAsia="ヒラギノ角ゴ ProN W3" w:hAnsi="ヒラギノ角ゴ ProN W3"/>
+          <w:rFonts w:ascii="UD デジタル 教科書体 NP-R" w:hAnsi="ヒラギノ角ゴ ProN W3"/>
           <w:color w:val="FF0000"/>
         </w:rPr>
       </w:pPr>
       <w:r>
         <w:rPr>
-          <w:rFonts w:ascii="ヒラギノ角ゴ ProN W3" w:eastAsia="ヒラギノ角ゴ ProN W3" w:hAnsi="ヒラギノ角ゴ ProN W3"/>
+          <w:rFonts w:ascii="UD デジタル 教科書体 NP-R" w:hAnsi="ヒラギノ角ゴ ProN W3" w:hint="eastAsia"/>
           <w:szCs w:val="21"/>
           <w:u w:val="single"/>
         </w:rPr>
@@ -886,38 +293,22 @@
       </w:r>
       <w:r>
         <w:rPr>
-          <w:rFonts w:ascii="ヒラギノ角ゴ ProN W3" w:eastAsia="ヒラギノ角ゴ ProN W3" w:hAnsi="ヒラギノ角ゴ ProN W3"/>
+          <w:rFonts w:ascii="UD デジタル 教科書体 NP-R" w:hAnsi="ヒラギノ角ゴ ProN W3" w:hint="eastAsia"/>
           <w:szCs w:val="21"/>
           <w:u w:val="single"/>
         </w:rPr>
-        <w:instrText xml:space="preserve"> </w:instrText>
+        <w:instrText xml:space="preserve"> REF 文書名 \h  \* MERGEFORMAT </w:instrText>
       </w:r>
       <w:r>
         <w:rPr>
-          <w:rFonts w:ascii="ヒラギノ角ゴ ProN W3" w:eastAsia="ヒラギノ角ゴ ProN W3" w:hAnsi="ヒラギノ角ゴ ProN W3" w:hint="eastAsia"/>
-          <w:szCs w:val="21"/>
-          <w:u w:val="single"/>
-        </w:rPr>
-        <w:instrText>REF 文書名 \h</w:instrText>
-      </w:r>
-      <w:r>
-        <w:rPr>
-          <w:rFonts w:ascii="ヒラギノ角ゴ ProN W3" w:eastAsia="ヒラギノ角ゴ ProN W3" w:hAnsi="ヒラギノ角ゴ ProN W3"/>
-          <w:szCs w:val="21"/>
-          <w:u w:val="single"/>
-        </w:rPr>
-        <w:instrText xml:space="preserve">  \* MERGEFORMAT </w:instrText>
-      </w:r>
-      <w:r>
-        <w:rPr>
-          <w:rFonts w:ascii="ヒラギノ角ゴ ProN W3" w:eastAsia="ヒラギノ角ゴ ProN W3" w:hAnsi="ヒラギノ角ゴ ProN W3"/>
+          <w:rFonts w:ascii="UD デジタル 教科書体 NP-R" w:hAnsi="ヒラギノ角ゴ ProN W3" w:hint="eastAsia"/>
           <w:szCs w:val="21"/>
           <w:u w:val="single"/>
         </w:rPr>
       </w:r>
       <w:r>
         <w:rPr>
-          <w:rFonts w:ascii="ヒラギノ角ゴ ProN W3" w:eastAsia="ヒラギノ角ゴ ProN W3" w:hAnsi="ヒラギノ角ゴ ProN W3"/>
+          <w:rFonts w:ascii="UD デジタル 教科書体 NP-R" w:hAnsi="ヒラギノ角ゴ ProN W3" w:hint="eastAsia"/>
           <w:szCs w:val="21"/>
           <w:u w:val="single"/>
         </w:rPr>
@@ -925,15 +316,15 @@
       </w:r>
       <w:r>
         <w:rPr>
-          <w:rFonts w:ascii="ヒラギノ角ゴ ProN W3" w:eastAsia="ヒラギノ角ゴ ProN W3" w:hAnsi="ヒラギノ角ゴ ProN W3" w:hint="eastAsia"/>
+          <w:rFonts w:ascii="UD デジタル 教科書体 NP-R" w:hAnsi="ヒラギノ角ゴ ProN W3" w:hint="eastAsia"/>
           <w:szCs w:val="21"/>
           <w:u w:val="single"/>
         </w:rPr>
-        <w:t>＊＊機能仕様書</w:t>
+        <w:t>＊＊仕様書</w:t>
       </w:r>
       <w:r>
         <w:rPr>
-          <w:rFonts w:ascii="ヒラギノ角ゴ ProN W3" w:eastAsia="ヒラギノ角ゴ ProN W3" w:hAnsi="ヒラギノ角ゴ ProN W3"/>
+          <w:rFonts w:ascii="UD デジタル 教科書体 NP-R" w:hAnsi="ヒラギノ角ゴ ProN W3" w:hint="eastAsia"/>
           <w:szCs w:val="21"/>
           <w:u w:val="single"/>
         </w:rPr>
@@ -941,7 +332,7 @@
       </w:r>
       <w:r>
         <w:rPr>
-          <w:rFonts w:ascii="ヒラギノ角ゴ ProN W3" w:eastAsia="ヒラギノ角ゴ ProN W3" w:hAnsi="ヒラギノ角ゴ ProN W3" w:hint="eastAsia"/>
+          <w:rFonts w:ascii="UD デジタル 教科書体 NP-R" w:hAnsi="ヒラギノ角ゴ ProN W3" w:hint="eastAsia"/>
           <w:color w:val="FF0000"/>
           <w:szCs w:val="21"/>
         </w:rPr>
@@ -953,10 +344,13 @@
         <w:pStyle w:val="af7"/>
         <w:spacing w:after="240"/>
         <w:ind w:left="420"/>
+        <w:rPr>
+          <w:rFonts w:ascii="UD デジタル 教科書体 NP-R" w:eastAsia="UD デジタル 教科書体 NP-R"/>
+        </w:rPr>
       </w:pPr>
       <w:r>
         <w:rPr>
-          <w:rFonts w:hint="eastAsia"/>
+          <w:rFonts w:ascii="UD デジタル 教科書体 NP-R" w:eastAsia="UD デジタル 教科書体 NP-R" w:hint="eastAsia"/>
         </w:rPr>
         <w:t>改訂履歴</w:t>
       </w:r>
@@ -2918,7 +2312,7 @@
         </w:rPr>
         <w:fldChar w:fldCharType="separate"/>
       </w:r>
-      <w:hyperlink w:anchor="_Toc184204018" w:history="1">
+      <w:hyperlink w:anchor="_Toc218761604" w:history="1">
         <w:r>
           <w:rPr>
             <w:rStyle w:val="af3"/>
@@ -2963,7 +2357,7 @@
             <w:noProof/>
             <w:webHidden/>
           </w:rPr>
-          <w:instrText xml:space="preserve"> PAGEREF _Toc184204018 \h </w:instrText>
+          <w:instrText xml:space="preserve"> PAGEREF _Toc218761604 \h </w:instrText>
         </w:r>
         <w:r>
           <w:rPr>
@@ -2980,275 +2374,13 @@
         </w:r>
         <w:r>
           <w:rPr>
+            <w:rFonts w:hint="eastAsia"/>
+            <w:b/>
+            <w:bCs w:val="0"/>
             <w:noProof/>
             <w:webHidden/>
           </w:rPr>
-          <w:t>2</w:t>
-        </w:r>
-        <w:r>
-          <w:rPr>
-            <w:noProof/>
-            <w:webHidden/>
-          </w:rPr>
-          <w:fldChar w:fldCharType="end"/>
-        </w:r>
-      </w:hyperlink>
-    </w:p>
-    <w:p>
-      <w:pPr>
-        <w:pStyle w:val="21"/>
-        <w:rPr>
-          <w:rFonts w:asciiTheme="minorHAnsi" w:eastAsiaTheme="minorEastAsia" w:hAnsiTheme="minorHAnsi" w:cstheme="minorBidi"/>
-          <w:noProof/>
-          <w:kern w:val="2"/>
-          <w:szCs w:val="24"/>
-          <w14:ligatures w14:val="standardContextual"/>
-        </w:rPr>
-      </w:pPr>
-      <w:hyperlink w:anchor="_Toc184204019" w:history="1">
-        <w:r>
-          <w:rPr>
-            <w:rStyle w:val="af3"/>
-            <w:noProof/>
-          </w:rPr>
-          <w:t>1.1.</w:t>
-        </w:r>
-        <w:r>
-          <w:rPr>
-            <w:rFonts w:asciiTheme="minorHAnsi" w:eastAsiaTheme="minorEastAsia" w:hAnsiTheme="minorHAnsi" w:cstheme="minorBidi"/>
-            <w:noProof/>
-            <w:kern w:val="2"/>
-            <w:szCs w:val="24"/>
-            <w14:ligatures w14:val="standardContextual"/>
-          </w:rPr>
-          <w:tab/>
-        </w:r>
-        <w:r>
-          <w:rPr>
-            <w:rStyle w:val="af3"/>
-            <w:noProof/>
-          </w:rPr>
-          <w:t>見出し2</w:t>
-        </w:r>
-        <w:r>
-          <w:rPr>
-            <w:noProof/>
-            <w:webHidden/>
-          </w:rPr>
-          <w:tab/>
-        </w:r>
-        <w:r>
-          <w:rPr>
-            <w:noProof/>
-            <w:webHidden/>
-          </w:rPr>
-          <w:fldChar w:fldCharType="begin"/>
-        </w:r>
-        <w:r>
-          <w:rPr>
-            <w:noProof/>
-            <w:webHidden/>
-          </w:rPr>
-          <w:instrText xml:space="preserve"> PAGEREF _Toc184204019 \h </w:instrText>
-        </w:r>
-        <w:r>
-          <w:rPr>
-            <w:noProof/>
-            <w:webHidden/>
-          </w:rPr>
-        </w:r>
-        <w:r>
-          <w:rPr>
-            <w:noProof/>
-            <w:webHidden/>
-          </w:rPr>
-          <w:fldChar w:fldCharType="separate"/>
-        </w:r>
-        <w:r>
-          <w:rPr>
-            <w:noProof/>
-            <w:webHidden/>
-          </w:rPr>
-          <w:t>2</w:t>
-        </w:r>
-        <w:r>
-          <w:rPr>
-            <w:noProof/>
-            <w:webHidden/>
-          </w:rPr>
-          <w:fldChar w:fldCharType="end"/>
-        </w:r>
-      </w:hyperlink>
-    </w:p>
-    <w:p>
-      <w:pPr>
-        <w:pStyle w:val="31"/>
-        <w:rPr>
-          <w:rFonts w:asciiTheme="minorHAnsi" w:eastAsiaTheme="minorEastAsia" w:hAnsiTheme="minorHAnsi" w:cstheme="minorBidi"/>
-          <w:iCs w:val="0"/>
-          <w:noProof/>
-          <w:kern w:val="2"/>
-          <w:szCs w:val="24"/>
-          <w14:ligatures w14:val="standardContextual"/>
-        </w:rPr>
-      </w:pPr>
-      <w:hyperlink w:anchor="_Toc184204020" w:history="1">
-        <w:r>
-          <w:rPr>
-            <w:rStyle w:val="af3"/>
-            <w:noProof/>
-          </w:rPr>
-          <w:t>1.1.1.</w:t>
-        </w:r>
-        <w:r>
-          <w:rPr>
-            <w:rFonts w:asciiTheme="minorHAnsi" w:eastAsiaTheme="minorEastAsia" w:hAnsiTheme="minorHAnsi" w:cstheme="minorBidi"/>
-            <w:iCs w:val="0"/>
-            <w:noProof/>
-            <w:kern w:val="2"/>
-            <w:szCs w:val="24"/>
-            <w14:ligatures w14:val="standardContextual"/>
-          </w:rPr>
-          <w:tab/>
-        </w:r>
-        <w:r>
-          <w:rPr>
-            <w:rStyle w:val="af3"/>
-            <w:noProof/>
-          </w:rPr>
-          <w:t>見出し3</w:t>
-        </w:r>
-        <w:r>
-          <w:rPr>
-            <w:noProof/>
-            <w:webHidden/>
-          </w:rPr>
-          <w:tab/>
-        </w:r>
-        <w:r>
-          <w:rPr>
-            <w:noProof/>
-            <w:webHidden/>
-          </w:rPr>
-          <w:fldChar w:fldCharType="begin"/>
-        </w:r>
-        <w:r>
-          <w:rPr>
-            <w:noProof/>
-            <w:webHidden/>
-          </w:rPr>
-          <w:instrText xml:space="preserve"> PAGEREF _Toc184204020 \h </w:instrText>
-        </w:r>
-        <w:r>
-          <w:rPr>
-            <w:noProof/>
-            <w:webHidden/>
-          </w:rPr>
-        </w:r>
-        <w:r>
-          <w:rPr>
-            <w:noProof/>
-            <w:webHidden/>
-          </w:rPr>
-          <w:fldChar w:fldCharType="separate"/>
-        </w:r>
-        <w:r>
-          <w:rPr>
-            <w:noProof/>
-            <w:webHidden/>
-          </w:rPr>
-          <w:t>2</w:t>
-        </w:r>
-        <w:r>
-          <w:rPr>
-            <w:noProof/>
-            <w:webHidden/>
-          </w:rPr>
-          <w:fldChar w:fldCharType="end"/>
-        </w:r>
-      </w:hyperlink>
-    </w:p>
-    <w:p>
-      <w:pPr>
-        <w:pStyle w:val="40"/>
-        <w:tabs>
-          <w:tab w:val="left" w:pos="1880"/>
-          <w:tab w:val="right" w:leader="dot" w:pos="9399"/>
-        </w:tabs>
-        <w:ind w:firstLine="840"/>
-        <w:rPr>
-          <w:rFonts w:asciiTheme="minorHAnsi" w:eastAsiaTheme="minorEastAsia" w:hAnsiTheme="minorHAnsi" w:cstheme="minorBidi"/>
-          <w:noProof/>
-          <w:kern w:val="2"/>
-          <w:szCs w:val="24"/>
-          <w14:ligatures w14:val="standardContextual"/>
-        </w:rPr>
-      </w:pPr>
-      <w:hyperlink w:anchor="_Toc184204021" w:history="1">
-        <w:r>
-          <w:rPr>
-            <w:rStyle w:val="af3"/>
-            <w:noProof/>
-          </w:rPr>
-          <w:t>1.1.1.1.</w:t>
-        </w:r>
-        <w:r>
-          <w:rPr>
-            <w:rFonts w:asciiTheme="minorHAnsi" w:eastAsiaTheme="minorEastAsia" w:hAnsiTheme="minorHAnsi" w:cstheme="minorBidi"/>
-            <w:noProof/>
-            <w:kern w:val="2"/>
-            <w:szCs w:val="24"/>
-            <w14:ligatures w14:val="standardContextual"/>
-          </w:rPr>
-          <w:tab/>
-        </w:r>
-        <w:r>
-          <w:rPr>
-            <w:rStyle w:val="af3"/>
-            <w:noProof/>
-          </w:rPr>
-          <w:t>見出し4</w:t>
-        </w:r>
-        <w:r>
-          <w:rPr>
-            <w:noProof/>
-            <w:webHidden/>
-          </w:rPr>
-          <w:tab/>
-        </w:r>
-        <w:r>
-          <w:rPr>
-            <w:noProof/>
-            <w:webHidden/>
-          </w:rPr>
-          <w:fldChar w:fldCharType="begin"/>
-        </w:r>
-        <w:r>
-          <w:rPr>
-            <w:noProof/>
-            <w:webHidden/>
-          </w:rPr>
-          <w:instrText xml:space="preserve"> PAGEREF _Toc184204021 \h </w:instrText>
-        </w:r>
-        <w:r>
-          <w:rPr>
-            <w:noProof/>
-            <w:webHidden/>
-          </w:rPr>
-        </w:r>
-        <w:r>
-          <w:rPr>
-            <w:noProof/>
-            <w:webHidden/>
-          </w:rPr>
-          <w:fldChar w:fldCharType="separate"/>
-        </w:r>
-        <w:r>
-          <w:rPr>
-            <w:noProof/>
-            <w:webHidden/>
-          </w:rPr>
-          <w:t>2</w:t>
+          <w:t>エラー! ブックマークが定義されていません。</w:t>
         </w:r>
         <w:r>
           <w:rPr>
@@ -3391,12 +2523,21 @@
             <w:pStyle w:val="af1"/>
             <w:jc w:val="right"/>
             <w:rPr>
-              <w:rFonts w:ascii="ヒラギノ角ゴ ProN W3" w:eastAsia="ヒラギノ角ゴ ProN W3" w:hAnsi="ヒラギノ角ゴ ProN W3"/>
+              <w:rFonts w:ascii="UD デジタル 教科書体 NP-R" w:hAnsi="ヒラギノ角ゴ ProN W3"/>
               <w:color w:val="808080"/>
               <w:sz w:val="18"/>
               <w:szCs w:val="18"/>
             </w:rPr>
           </w:pPr>
+          <w:r>
+            <w:rPr>
+              <w:rFonts w:ascii="UD デジタル 教科書体 NP-R" w:hAnsi="ヒラギノ角ゴ ProN W3" w:hint="eastAsia"/>
+              <w:color w:val="808080"/>
+              <w:sz w:val="18"/>
+              <w:szCs w:val="18"/>
+            </w:rPr>
+            <w:t>Form-0001</w:t>
+          </w:r>
         </w:p>
       </w:tc>
     </w:tr>
@@ -3479,12 +2620,21 @@
             <w:pStyle w:val="af1"/>
             <w:jc w:val="right"/>
             <w:rPr>
-              <w:rFonts w:ascii="ヒラギノ角ゴ ProN W3" w:eastAsia="ヒラギノ角ゴ ProN W3" w:hAnsi="ヒラギノ角ゴ ProN W3"/>
+              <w:rFonts w:ascii="UD デジタル 教科書体 NP-R" w:hAnsi="ヒラギノ角ゴ ProN W3"/>
               <w:color w:val="808080"/>
               <w:sz w:val="18"/>
               <w:szCs w:val="18"/>
             </w:rPr>
           </w:pPr>
+          <w:r>
+            <w:rPr>
+              <w:rFonts w:ascii="UD デジタル 教科書体 NP-R" w:hAnsi="ヒラギノ角ゴ ProN W3" w:hint="eastAsia"/>
+              <w:color w:val="808080"/>
+              <w:sz w:val="18"/>
+              <w:szCs w:val="18"/>
+            </w:rPr>
+            <w:t>Form-0001</w:t>
+          </w:r>
         </w:p>
       </w:tc>
     </w:tr>
@@ -3554,9 +2704,10 @@
         <w:p>
           <w:pPr>
             <w:pStyle w:val="af1"/>
+            <w:wordWrap w:val="0"/>
             <w:jc w:val="right"/>
             <w:rPr>
-              <w:rFonts w:ascii="ヒラギノ角ゴ ProN W3" w:eastAsia="ヒラギノ角ゴ ProN W3" w:hAnsi="ヒラギノ角ゴ ProN W3"/>
+              <w:rFonts w:ascii="UD デジタル 教科書体 NP-R" w:hAnsi="ヒラギノ角ゴ ProN W3"/>
               <w:color w:val="808080"/>
               <w:sz w:val="18"/>
               <w:szCs w:val="18"/>
@@ -3564,47 +2715,12 @@
           </w:pPr>
           <w:r>
             <w:rPr>
-              <w:rFonts w:ascii="ヒラギノ角ゴ ProN W3" w:eastAsia="ヒラギノ角ゴ ProN W3" w:hAnsi="ヒラギノ角ゴ ProN W3"/>
+              <w:rFonts w:ascii="UD デジタル 教科書体 NP-R" w:hAnsi="ヒラギノ角ゴ ProN W3" w:hint="eastAsia"/>
               <w:color w:val="808080"/>
               <w:sz w:val="18"/>
               <w:szCs w:val="18"/>
             </w:rPr>
-            <w:fldChar w:fldCharType="begin"/>
-          </w:r>
-          <w:r>
-            <w:rPr>
-              <w:rFonts w:ascii="ヒラギノ角ゴ ProN W3" w:eastAsia="ヒラギノ角ゴ ProN W3" w:hAnsi="ヒラギノ角ゴ ProN W3"/>
-              <w:color w:val="808080"/>
-              <w:sz w:val="18"/>
-              <w:szCs w:val="18"/>
-            </w:rPr>
-            <w:instrText xml:space="preserve"> REF Form番号 \h  \* MERGEFORMAT </w:instrText>
-          </w:r>
-          <w:r>
-            <w:rPr>
-              <w:rFonts w:ascii="ヒラギノ角ゴ ProN W3" w:eastAsia="ヒラギノ角ゴ ProN W3" w:hAnsi="ヒラギノ角ゴ ProN W3"/>
-              <w:color w:val="808080"/>
-              <w:sz w:val="18"/>
-              <w:szCs w:val="18"/>
-            </w:rPr>
-          </w:r>
-          <w:r>
-            <w:rPr>
-              <w:rFonts w:ascii="ヒラギノ角ゴ ProN W3" w:eastAsia="ヒラギノ角ゴ ProN W3" w:hAnsi="ヒラギノ角ゴ ProN W3"/>
-              <w:color w:val="808080"/>
-              <w:sz w:val="18"/>
-              <w:szCs w:val="18"/>
-            </w:rPr>
-            <w:fldChar w:fldCharType="separate"/>
-          </w:r>
-          <w:r>
-            <w:rPr>
-              <w:rFonts w:ascii="ヒラギノ角ゴ ProN W3" w:eastAsia="ヒラギノ角ゴ ProN W3" w:hAnsi="ヒラギノ角ゴ ProN W3"/>
-              <w:color w:val="808080"/>
-              <w:sz w:val="18"/>
-              <w:szCs w:val="18"/>
-            </w:rPr>
-            <w:fldChar w:fldCharType="end"/>
+            <w:t>Form-0001</w:t>
           </w:r>
         </w:p>
       </w:tc>
@@ -3738,107 +2854,59 @@
           <w:pPr>
             <w:spacing w:line="400" w:lineRule="exact"/>
             <w:rPr>
-              <w:rFonts w:ascii="ヒラギノ明朝体2"/>
+              <w:rFonts w:ascii="UD デジタル 教科書体 NP-R"/>
             </w:rPr>
           </w:pPr>
           <w:r>
             <w:rPr>
-              <w:rFonts w:ascii="ヒラギノ明朝体2" w:hint="eastAsia"/>
+              <w:rFonts w:ascii="UD デジタル 教科書体 NP-R" w:hint="eastAsia"/>
             </w:rPr>
-            <w:t>文</w:t>
+            <w:t>文 書 名：</w:t>
           </w:r>
           <w:r>
             <w:rPr>
-              <w:rFonts w:ascii="ヒラギノ明朝体2" w:hint="eastAsia"/>
-            </w:rPr>
-            <w:t xml:space="preserve"> </w:t>
-          </w:r>
-          <w:r>
-            <w:rPr>
-              <w:rFonts w:ascii="ヒラギノ明朝体2" w:hint="eastAsia"/>
-            </w:rPr>
-            <w:t>書</w:t>
-          </w:r>
-          <w:r>
-            <w:rPr>
-              <w:rFonts w:ascii="ヒラギノ明朝体2" w:hint="eastAsia"/>
-            </w:rPr>
-            <w:t xml:space="preserve"> </w:t>
-          </w:r>
-          <w:r>
-            <w:rPr>
-              <w:rFonts w:ascii="ヒラギノ明朝体2" w:hint="eastAsia"/>
-            </w:rPr>
-            <w:t>名：</w:t>
-          </w:r>
-          <w:r>
-            <w:rPr>
-              <w:rFonts w:ascii="ヒラギノ明朝体2"/>
+              <w:rFonts w:ascii="UD デジタル 教科書体 NP-R" w:hint="eastAsia"/>
             </w:rPr>
             <w:fldChar w:fldCharType="begin"/>
           </w:r>
           <w:r>
             <w:rPr>
-              <w:rFonts w:ascii="ヒラギノ明朝体2"/>
+              <w:rFonts w:ascii="UD デジタル 教科書体 NP-R" w:hint="eastAsia"/>
             </w:rPr>
-            <w:instrText xml:space="preserve"> </w:instrText>
+            <w:instrText xml:space="preserve"> REF 文書名 \h </w:instrText>
           </w:r>
           <w:r>
             <w:rPr>
-              <w:rFonts w:ascii="ヒラギノ明朝体2" w:hint="eastAsia"/>
-            </w:rPr>
-            <w:instrText xml:space="preserve">REF </w:instrText>
-          </w:r>
-          <w:r>
-            <w:rPr>
-              <w:rFonts w:ascii="ヒラギノ明朝体2" w:hint="eastAsia"/>
-            </w:rPr>
-            <w:instrText>文書名</w:instrText>
-          </w:r>
-          <w:r>
-            <w:rPr>
-              <w:rFonts w:ascii="ヒラギノ明朝体2" w:hint="eastAsia"/>
-            </w:rPr>
-            <w:instrText xml:space="preserve"> \h</w:instrText>
-          </w:r>
-          <w:r>
-            <w:rPr>
-              <w:rFonts w:ascii="ヒラギノ明朝体2"/>
-            </w:rPr>
-            <w:instrText xml:space="preserve"> </w:instrText>
-          </w:r>
-          <w:r>
-            <w:rPr>
-              <w:rFonts w:ascii="ヒラギノ明朝体2"/>
+              <w:rFonts w:ascii="UD デジタル 教科書体 NP-R" w:hint="eastAsia"/>
             </w:rPr>
             <w:instrText xml:space="preserve"> \* MERGEFORMAT </w:instrText>
           </w:r>
           <w:r>
             <w:rPr>
-              <w:rFonts w:ascii="ヒラギノ明朝体2"/>
+              <w:rFonts w:ascii="UD デジタル 教科書体 NP-R" w:hint="eastAsia"/>
             </w:rPr>
           </w:r>
           <w:r>
             <w:rPr>
-              <w:rFonts w:ascii="ヒラギノ明朝体2"/>
+              <w:rFonts w:ascii="UD デジタル 教科書体 NP-R" w:hint="eastAsia"/>
             </w:rPr>
             <w:fldChar w:fldCharType="separate"/>
           </w:r>
           <w:r>
             <w:rPr>
-              <w:rFonts w:ascii="ヒラギノ角ゴ ProN W6" w:eastAsia="ヒラギノ角ゴ ProN W6" w:hAnsi="ヒラギノ角ゴ ProN W6" w:hint="eastAsia"/>
+              <w:rFonts w:ascii="UD デジタル 教科書体 NP-R" w:hAnsi="ヒラギノ角ゴ ProN W6" w:hint="eastAsia"/>
             </w:rPr>
-            <w:t>＊仕様書</w:t>
+            <w:t>＊＊仕様書</w:t>
           </w:r>
           <w:r>
             <w:rPr>
-              <w:rFonts w:ascii="ヒラギノ明朝体2"/>
+              <w:rFonts w:ascii="UD デジタル 教科書体 NP-R" w:hint="eastAsia"/>
             </w:rPr>
             <w:fldChar w:fldCharType="end"/>
           </w:r>
           <w:r>
             <w:rPr>
-              <w:rFonts w:ascii="ヒラギノ明朝体2"/>
+              <w:rFonts w:ascii="UD デジタル 教科書体 NP-R" w:hint="eastAsia"/>
             </w:rPr>
             <w:t xml:space="preserve"> </w:t>
           </w:r>
@@ -3862,42 +2930,40 @@
             </w:tabs>
             <w:spacing w:line="280" w:lineRule="exact"/>
             <w:rPr>
-              <w:rFonts w:ascii="ヒラギノ明朝体2"/>
+              <w:rFonts w:ascii="UD デジタル 教科書体 NP-R"/>
             </w:rPr>
           </w:pPr>
           <w:r>
             <w:rPr>
-              <w:rFonts w:ascii="ヒラギノ明朝体2" w:hint="eastAsia"/>
+              <w:rFonts w:ascii="UD デジタル 教科書体 NP-R" w:hint="eastAsia"/>
             </w:rPr>
-            <w:t>ページ／総ページ：</w:t>
-          </w:r>
-          <w:r>
-            <w:rPr>
-              <w:rFonts w:ascii="ヒラギノ明朝体2" w:hint="eastAsia"/>
-            </w:rPr>
-            <w:t xml:space="preserve"> </w:t>
+            <w:t xml:space="preserve">ページ／総ページ： </w:t>
           </w:r>
           <w:r>
             <w:rPr>
               <w:rStyle w:val="af2"/>
+              <w:rFonts w:ascii="UD デジタル 教科書体 NP-R" w:hint="eastAsia"/>
             </w:rPr>
             <w:fldChar w:fldCharType="begin"/>
           </w:r>
           <w:r>
             <w:rPr>
               <w:rStyle w:val="af2"/>
+              <w:rFonts w:ascii="UD デジタル 教科書体 NP-R" w:hint="eastAsia"/>
             </w:rPr>
             <w:instrText xml:space="preserve"> PAGE </w:instrText>
           </w:r>
           <w:r>
             <w:rPr>
               <w:rStyle w:val="af2"/>
+              <w:rFonts w:ascii="UD デジタル 教科書体 NP-R" w:hint="eastAsia"/>
             </w:rPr>
             <w:fldChar w:fldCharType="separate"/>
           </w:r>
           <w:r>
             <w:rPr>
               <w:rStyle w:val="af2"/>
+              <w:rFonts w:ascii="UD デジタル 教科書体 NP-R" w:hint="eastAsia"/>
               <w:noProof/>
             </w:rPr>
             <w:t>6</w:t>
@@ -3905,37 +2971,42 @@
           <w:r>
             <w:rPr>
               <w:rStyle w:val="af2"/>
+              <w:rFonts w:ascii="UD デジタル 教科書体 NP-R" w:hint="eastAsia"/>
             </w:rPr>
             <w:fldChar w:fldCharType="end"/>
           </w:r>
           <w:r>
             <w:rPr>
               <w:rStyle w:val="af2"/>
-              <w:rFonts w:hint="eastAsia"/>
+              <w:rFonts w:ascii="UD デジタル 教科書体 NP-R" w:hint="eastAsia"/>
             </w:rPr>
             <w:t>／</w:t>
           </w:r>
           <w:r>
             <w:rPr>
               <w:rStyle w:val="af2"/>
+              <w:rFonts w:ascii="UD デジタル 教科書体 NP-R" w:hint="eastAsia"/>
             </w:rPr>
             <w:fldChar w:fldCharType="begin"/>
           </w:r>
           <w:r>
             <w:rPr>
               <w:rStyle w:val="af2"/>
+              <w:rFonts w:ascii="UD デジタル 教科書体 NP-R" w:hint="eastAsia"/>
             </w:rPr>
             <w:instrText xml:space="preserve"> SECTIONPAGES  </w:instrText>
           </w:r>
           <w:r>
             <w:rPr>
               <w:rStyle w:val="af2"/>
+              <w:rFonts w:ascii="UD デジタル 教科書体 NP-R" w:hint="eastAsia"/>
             </w:rPr>
             <w:fldChar w:fldCharType="separate"/>
           </w:r>
           <w:r>
             <w:rPr>
               <w:rStyle w:val="af2"/>
+              <w:rFonts w:ascii="UD デジタル 教科書体 NP-R"/>
               <w:noProof/>
             </w:rPr>
             <w:t>2</w:t>
@@ -3943,6 +3014,7 @@
           <w:r>
             <w:rPr>
               <w:rStyle w:val="af2"/>
+              <w:rFonts w:ascii="UD デジタル 教科書体 NP-R" w:hint="eastAsia"/>
             </w:rPr>
             <w:fldChar w:fldCharType="end"/>
           </w:r>
@@ -3967,7 +3039,7 @@
         <w:p>
           <w:pPr>
             <w:rPr>
-              <w:rFonts w:ascii="ヒラギノ明朝体2"/>
+              <w:rFonts w:ascii="UD デジタル 教科書体 NP-R"/>
             </w:rPr>
           </w:pPr>
         </w:p>
@@ -3987,101 +3059,47 @@
           <w:pPr>
             <w:spacing w:line="300" w:lineRule="exact"/>
             <w:rPr>
-              <w:rFonts w:ascii="ヒラギノ明朝体2"/>
+              <w:rFonts w:ascii="UD デジタル 教科書体 NP-R"/>
             </w:rPr>
           </w:pPr>
           <w:r>
             <w:rPr>
-              <w:rFonts w:ascii="ヒラギノ明朝体2" w:hint="eastAsia"/>
+              <w:rFonts w:ascii="UD デジタル 教科書体 NP-R" w:hint="eastAsia"/>
             </w:rPr>
-            <w:t>文書番号：</w:t>
+            <w:t xml:space="preserve">文書番号： </w:t>
           </w:r>
           <w:r>
             <w:rPr>
-              <w:rFonts w:ascii="ヒラギノ明朝体2" w:hint="eastAsia"/>
-            </w:rPr>
-            <w:t xml:space="preserve"> </w:t>
-          </w:r>
-          <w:r>
-            <w:rPr>
-              <w:rFonts w:ascii="ヒラギノ明朝体2"/>
+              <w:rFonts w:ascii="UD デジタル 教科書体 NP-R" w:hint="eastAsia"/>
             </w:rPr>
             <w:fldChar w:fldCharType="begin"/>
           </w:r>
           <w:r>
             <w:rPr>
-              <w:rFonts w:ascii="ヒラギノ明朝体2"/>
+              <w:rFonts w:ascii="UD デジタル 教科書体 NP-R" w:hint="eastAsia"/>
             </w:rPr>
-            <w:instrText xml:space="preserve"> </w:instrText>
+            <w:instrText xml:space="preserve"> REF 文書番号 \h  \* MERGEFORMAT </w:instrText>
           </w:r>
           <w:r>
             <w:rPr>
-              <w:rFonts w:ascii="ヒラギノ明朝体2" w:hint="eastAsia"/>
-            </w:rPr>
-            <w:instrText xml:space="preserve">REF </w:instrText>
-          </w:r>
-          <w:r>
-            <w:rPr>
-              <w:rFonts w:ascii="ヒラギノ明朝体2" w:hint="eastAsia"/>
-            </w:rPr>
-            <w:instrText>文書番号</w:instrText>
-          </w:r>
-          <w:r>
-            <w:rPr>
-              <w:rFonts w:ascii="ヒラギノ明朝体2" w:hint="eastAsia"/>
-            </w:rPr>
-            <w:instrText xml:space="preserve"> \h</w:instrText>
-          </w:r>
-          <w:r>
-            <w:rPr>
-              <w:rFonts w:ascii="ヒラギノ明朝体2"/>
-            </w:rPr>
-            <w:instrText xml:space="preserve">  \* MERGEFORMAT </w:instrText>
-          </w:r>
-          <w:r>
-            <w:rPr>
-              <w:rFonts w:ascii="ヒラギノ明朝体2"/>
+              <w:rFonts w:ascii="UD デジタル 教科書体 NP-R" w:hint="eastAsia"/>
             </w:rPr>
           </w:r>
           <w:r>
             <w:rPr>
-              <w:rFonts w:ascii="ヒラギノ明朝体2"/>
+              <w:rFonts w:ascii="UD デジタル 教科書体 NP-R" w:hint="eastAsia"/>
             </w:rPr>
             <w:fldChar w:fldCharType="separate"/>
           </w:r>
           <w:r>
             <w:rPr>
-              <w:rFonts w:hAnsi="ヒラギノ明朝 ProN W3" w:hint="eastAsia"/>
+              <w:rFonts w:ascii="UD デジタル 教科書体 NP-R" w:hAnsi="ヒラギノ明朝 ProN W3" w:hint="eastAsia"/>
             </w:rPr>
-            <w:t>xx</w:t>
+            <w:t>xx－xx－9999</w:t>
           </w:r>
           <w:r>
             <w:rPr>
-              <w:rFonts w:hAnsi="ヒラギノ明朝 ProN W3" w:hint="eastAsia"/>
-            </w:rPr>
-            <w:t>－</w:t>
-          </w:r>
-          <w:r>
-            <w:rPr>
-              <w:rFonts w:hAnsi="ヒラギノ明朝 ProN W3" w:hint="eastAsia"/>
-            </w:rPr>
-            <w:t>xx</w:t>
-          </w:r>
-          <w:r>
-            <w:rPr>
-              <w:rFonts w:hAnsi="ヒラギノ明朝 ProN W3" w:hint="eastAsia"/>
-            </w:rPr>
-            <w:t>－</w:t>
-          </w:r>
-          <w:r>
-            <w:rPr>
-              <w:rFonts w:hAnsi="ヒラギノ明朝 ProN W3" w:hint="eastAsia"/>
-            </w:rPr>
-            <w:t>9999</w:t>
-          </w:r>
-          <w:r>
-            <w:rPr>
-              <w:rFonts w:ascii="ヒラギノ明朝体2"/>
+              <w:rFonts w:ascii="UD デジタル 教科書体 NP-R" w:hint="eastAsia"/>
             </w:rPr>
             <w:fldChar w:fldCharType="end"/>
           </w:r>
@@ -4102,26 +3120,14 @@
             <w:spacing w:line="300" w:lineRule="exact"/>
             <w:jc w:val="center"/>
             <w:rPr>
-              <w:rFonts w:ascii="ヒラギノ明朝体2"/>
+              <w:rFonts w:ascii="UD デジタル 教科書体 NP-R"/>
             </w:rPr>
           </w:pPr>
           <w:r>
             <w:rPr>
-              <w:rFonts w:ascii="ヒラギノ明朝体2" w:hint="eastAsia"/>
+              <w:rFonts w:ascii="UD デジタル 教科書体 NP-R" w:hint="eastAsia"/>
             </w:rPr>
-            <w:t>第</w:t>
-          </w:r>
-          <w:r>
-            <w:rPr>
-              <w:rFonts w:ascii="ヒラギノ明朝体2" w:hint="eastAsia"/>
-            </w:rPr>
-            <w:t>1</w:t>
-          </w:r>
-          <w:r>
-            <w:rPr>
-              <w:rFonts w:ascii="ヒラギノ明朝体2" w:hint="eastAsia"/>
-            </w:rPr>
-            <w:t>版</w:t>
+            <w:t>第1版</w:t>
           </w:r>
         </w:p>
       </w:tc>
@@ -4141,24 +3147,18 @@
           <w:pPr>
             <w:spacing w:line="240" w:lineRule="exact"/>
             <w:rPr>
-              <w:rFonts w:ascii="ヒラギノ明朝体2"/>
+              <w:rFonts w:ascii="UD デジタル 教科書体 NP-R"/>
             </w:rPr>
           </w:pPr>
           <w:r>
             <w:rPr>
-              <w:rFonts w:ascii="ヒラギノ明朝体2" w:hint="eastAsia"/>
+              <w:rFonts w:ascii="UD デジタル 教科書体 NP-R" w:hint="eastAsia"/>
             </w:rPr>
-            <w:t>作成・発行部門：</w:t>
+            <w:t xml:space="preserve">作成・発行部門： </w:t>
           </w:r>
           <w:r>
             <w:rPr>
-              <w:rFonts w:ascii="ヒラギノ明朝体2" w:hint="eastAsia"/>
-            </w:rPr>
-            <w:t xml:space="preserve"> </w:t>
-          </w:r>
-          <w:r>
-            <w:rPr>
-              <w:rFonts w:ascii="ヒラギノ明朝体2" w:hint="eastAsia"/>
+              <w:rFonts w:ascii="UD デジタル 教科書体 NP-R" w:hint="eastAsia"/>
             </w:rPr>
             <w:t>研究開発部</w:t>
           </w:r>
@@ -6159,6 +5159,15 @@
 </file>
 
 <file path=customXml/item1.xml><?xml version="1.0" encoding="utf-8"?>
+<?mso-contentType ?>
+<FormTemplates xmlns="http://schemas.microsoft.com/sharepoint/v3/contenttype/forms">
+  <Display>DocumentLibraryForm</Display>
+  <Edit>DocumentLibraryForm</Edit>
+  <New>DocumentLibraryForm</New>
+</FormTemplates>
+</file>
+
+<file path=customXml/item2.xml><?xml version="1.0" encoding="utf-8"?>
 <p:properties xmlns:p="http://schemas.microsoft.com/office/2006/metadata/properties" xmlns:xsi="http://www.w3.org/2001/XMLSchema-instance" xmlns:pc="http://schemas.microsoft.com/office/infopath/2007/PartnerControls">
   <documentManagement>
     <lcf76f155ced4ddcb4097134ff3c332f xmlns="959f01c3-a841-41d2-9835-2507a9e25a52">
@@ -6169,16 +5178,11 @@
 </p:properties>
 </file>
 
-<file path=customXml/item2.xml><?xml version="1.0" encoding="utf-8"?>
-<?mso-contentType ?>
-<FormTemplates xmlns="http://schemas.microsoft.com/sharepoint/v3/contenttype/forms">
-  <Display>DocumentLibraryForm</Display>
-  <Edit>DocumentLibraryForm</Edit>
-  <New>DocumentLibraryForm</New>
-</FormTemplates>
+<file path=customXml/item3.xml><?xml version="1.0" encoding="utf-8"?>
+<b:Sources xmlns:b="http://schemas.openxmlformats.org/officeDocument/2006/bibliography" xmlns="http://schemas.openxmlformats.org/officeDocument/2006/bibliography" SelectedStyle="\APASixthEditionOfficeOnline.xsl" StyleName="APA" Version="6"/>
 </file>
 
-<file path=customXml/item3.xml><?xml version="1.0" encoding="utf-8"?>
+<file path=customXml/item4.xml><?xml version="1.0" encoding="utf-8"?>
 <ct:contentTypeSchema xmlns:ct="http://schemas.microsoft.com/office/2006/metadata/contentType" xmlns:ma="http://schemas.microsoft.com/office/2006/metadata/properties/metaAttributes" ct:_="" ma:_="" ma:contentTypeName="ドキュメント" ma:contentTypeID="0x010100A5BE94E9E445EC4B9F45DD1D6FB03182" ma:contentTypeVersion="13" ma:contentTypeDescription="新しいドキュメントを作成します。" ma:contentTypeScope="" ma:versionID="4b57e57b383cafff77457cc0295be518">
   <xsd:schema xmlns:xsd="http://www.w3.org/2001/XMLSchema" xmlns:xs="http://www.w3.org/2001/XMLSchema" xmlns:p="http://schemas.microsoft.com/office/2006/metadata/properties" xmlns:ns2="959f01c3-a841-41d2-9835-2507a9e25a52" xmlns:ns3="ca3dadf2-a3ca-4095-95c6-2fa8dd629a96" targetNamespace="http://schemas.microsoft.com/office/2006/metadata/properties" ma:root="true" ma:fieldsID="eac7479b4123d69d5179fe03a0ac3475" ns2:_="" ns3:_="">
     <xsd:import namespace="959f01c3-a841-41d2-9835-2507a9e25a52"/>
@@ -6385,11 +5389,15 @@
 </ct:contentTypeSchema>
 </file>
 
-<file path=customXml/item4.xml><?xml version="1.0" encoding="utf-8"?>
-<b:Sources xmlns:b="http://schemas.openxmlformats.org/officeDocument/2006/bibliography" xmlns="http://schemas.openxmlformats.org/officeDocument/2006/bibliography" SelectedStyle="\APASixthEditionOfficeOnline.xsl" StyleName="APA" Version="6"/>
+<file path=customXml/itemProps1.xml><?xml version="1.0" encoding="utf-8"?>
+<ds:datastoreItem xmlns:ds="http://schemas.openxmlformats.org/officeDocument/2006/customXml" ds:itemID="{2482662A-ECDD-4C0C-9496-2D88580F360D}">
+  <ds:schemaRefs>
+    <ds:schemaRef ds:uri="http://schemas.microsoft.com/sharepoint/v3/contenttype/forms"/>
+  </ds:schemaRefs>
+</ds:datastoreItem>
 </file>
 
-<file path=customXml/itemProps1.xml><?xml version="1.0" encoding="utf-8"?>
+<file path=customXml/itemProps2.xml><?xml version="1.0" encoding="utf-8"?>
 <ds:datastoreItem xmlns:ds="http://schemas.openxmlformats.org/officeDocument/2006/customXml" ds:itemID="{18A44790-DAFC-46A5-80CA-A4C6C4AF9AAE}">
   <ds:schemaRefs>
     <ds:schemaRef ds:uri="http://schemas.microsoft.com/office/2006/metadata/properties"/>
@@ -6400,15 +5408,15 @@
 </ds:datastoreItem>
 </file>
 
-<file path=customXml/itemProps2.xml><?xml version="1.0" encoding="utf-8"?>
-<ds:datastoreItem xmlns:ds="http://schemas.openxmlformats.org/officeDocument/2006/customXml" ds:itemID="{2482662A-ECDD-4C0C-9496-2D88580F360D}">
+<file path=customXml/itemProps3.xml><?xml version="1.0" encoding="utf-8"?>
+<ds:datastoreItem xmlns:ds="http://schemas.openxmlformats.org/officeDocument/2006/customXml" ds:itemID="{5A4CC1E2-DDBF-4ACE-A239-4AB1FE058C84}">
   <ds:schemaRefs>
-    <ds:schemaRef ds:uri="http://schemas.microsoft.com/sharepoint/v3/contenttype/forms"/>
+    <ds:schemaRef ds:uri="http://schemas.openxmlformats.org/officeDocument/2006/bibliography"/>
   </ds:schemaRefs>
 </ds:datastoreItem>
 </file>
 
-<file path=customXml/itemProps3.xml><?xml version="1.0" encoding="utf-8"?>
+<file path=customXml/itemProps4.xml><?xml version="1.0" encoding="utf-8"?>
 <ds:datastoreItem xmlns:ds="http://schemas.openxmlformats.org/officeDocument/2006/customXml" ds:itemID="{4F576EEB-DE5D-48C2-ABF6-30D70F98DB83}">
   <ds:schemaRefs>
     <ds:schemaRef ds:uri="http://schemas.microsoft.com/office/2006/metadata/contentType"/>
@@ -6425,12 +5433,4 @@
     <ds:schemaRef ds:uri="http://schemas.microsoft.com/internal/obd"/>
   </ds:schemaRefs>
 </ds:datastoreItem>
-</file>
-
-<file path=customXml/itemProps4.xml><?xml version="1.0" encoding="utf-8"?>
-<ds:datastoreItem xmlns:ds="http://schemas.openxmlformats.org/officeDocument/2006/customXml" ds:itemID="{5A4CC1E2-DDBF-4ACE-A239-4AB1FE058C84}">
-  <ds:schemaRefs>
-    <ds:schemaRef ds:uri="http://schemas.openxmlformats.org/officeDocument/2006/bibliography"/>
-  </ds:schemaRefs>
-</ds:datastoreItem>
 </file>